--- a/tspp_work/pract1/ПР1_Кравченко_ІР-31.docx
+++ b/tspp_work/pract1/ПР1_Кравченко_ІР-31.docx
@@ -4790,7 +4790,7 @@
           <w:color w:val="000000"/>
           <w:sz w:val="28"/>
         </w:rPr>
-        <w:t>: безперервна інтеграція і тестування, безперервне розгортання на ядро та периферійні шлюзи, постійний моніторинг; відгуки користувачів і запити на зміну повертаються на етап планування наступного інкременту. Такий підхід поєднує раннє отримання цінності (інкрементна модель і DevOps) із суворою перевірюваністю критичних функцій (V-модель), як рекомендує порівняння моделей у лекції [2].</w:t>
+        <w:t>: безперервна інтеграція і тестування, безперервне розгортання на ядро та периферійні шлюзи, постійний моніторинг; відгуки користувачів і запити на зміну повертаються на етап планування наступного інкременту. Такий підхід поєднує раннє отримання цінності (інкрементна модель і DevOps) із суворою перевірюваністю критичних функцій (V-модель): за порівнянням моделей у лекції інкрементна модель дозволяє впроваджувати продукт частинами, DevOps підходить для динамічних проєктів, а V-модель зосереджена на якості через тестування [2].</w:t>
       </w:r>
     </w:p>
     <w:p>
@@ -30194,7 +30194,7 @@
           <w:color w:val="000000"/>
           <w:sz w:val="28"/>
         </w:rPr>
-        <w:t>2) Для 8 груп зацікавлених сторін визначено методи збору вимог (інтерв’ю, опитування, наради, спостереження, аналіз документів). Зібрано 22 функціональних вимог (високий пріоритет — 14) і 16 нефункціональних вимог із вимірюваними критеріями; під час аналізу виявлено й розв’язано 5 конфліктів і випадків дублювання.</w:t>
+        <w:t>2) Для 8 груп зацікавлених сторін визначено методи збору вимог (інтерв’ю, опитування, наради, спостереження, аналіз документів). Зібрано 22 функціональні вимоги (високий пріоритет — 14) і 16 нефункціональних вимог із вимірюваними критеріями; під час аналізу виявлено й розв’язано 5 конфліктів і випадків дублювання.</w:t>
       </w:r>
     </w:p>
     <w:p>
@@ -30426,7 +30426,7 @@
           <w:color w:val="000000"/>
           <w:sz w:val="28"/>
         </w:rPr>
-        <w:t>8. ISO/IEC 25010:2011. Systems and software engineering — Systems and software Quality Requirements and Evaluation (SQuaRE) — System and software quality models. Geneva : ISO, 2011. 34 p.</w:t>
+        <w:t>8. ISO/IEC 25010:2023. Systems and software engineering — Systems and software Quality Requirements and Evaluation (SQuaRE) — Product quality model. 2nd ed. Geneva : ISO, 2023.</w:t>
       </w:r>
     </w:p>
     <w:p>
